--- a/docs/AnEP-politika-uchovavani.docx
+++ b/docs/AnEP-politika-uchovavani.docx
@@ -2646,7 +2646,7 @@
     </w:p>
     <w:p>
       <w:r>
-        <w:t>Hašovací funkci otisku dat, který se odesílá autoritě, určuje profil zdroje razítek (výchozí je SHA-512) a nabízejí se jen funkce, které autorita při testu přijala. Podpisový algoritmus, délku klíče a hašovací funkci podpisu razítka volí autorita; aplikace je zjistí a upozorní na klíč, který podle ETSI TS 119 312 přestane být spolehlivý dřív, než skončí certifikát autority (4.2). Kryptografická omezení při ověřování důkazu stanoví politika ověřování, kapitola 10.</w:t>
+        <w:t>Hašovací funkci otisku dat, který se odesílá autoritě, určuje profil zdroje razítek (výchozí je SHA-512) a nabízejí se jen funkce, které autorita při testu přijala. Podpisový algoritmus, délku klíče a hašovací funkci podpisu razítka volí autorita; aplikace je zjistí a upozorní na klíč, který podle knihovny DSS přestane být spolehlivý dřív, než skončí certifikát autority (4.2). Kryptografická omezení při ověřování důkazu stanoví politika ověřování, kapitola 10.</w:t>
       </w:r>
     </w:p>
     <w:p>
